--- a/Knowledge/3-Work knowledge/1-Software Engineering/2-Testing/5-My Source/1-ISTQB Foundation Level/1-Testing terms/12-Shift-Left Approach.docx
+++ b/Knowledge/3-Work knowledge/1-Software Engineering/2-Testing/5-My Source/1-ISTQB Foundation Level/1-Testing terms/12-Shift-Left Approach.docx
@@ -28,105 +28,122 @@
       </w:pPr>
       <w:r>
         <w:rPr>
+          <w:rFonts w:ascii="Arial" w:eastAsia="Arial" w:hAnsi="Arial" w:cs="Arial"/>
           <w:b/>
-          <w:shd w:val="clear" w:color="auto" w:fill="B7B7B7"/>
-        </w:rPr>
-        <w:t># Source</w:t>
-      </w:r>
-      <w:r>
-        <w:rPr>
-          <w:shd w:val="clear" w:color="auto" w:fill="B7B7B7"/>
-        </w:rPr>
-        <w:t xml:space="preserve">: </w:t>
-      </w:r>
-      <w:proofErr w:type="spellStart"/>
-      <w:r>
-        <w:rPr>
+          <w:color w:val="000000"/>
+          <w:sz w:val="18"/>
+          <w:highlight w:val="lightGray"/>
+        </w:rPr>
+        <w:t># Source: AI Source: Provided by: [Data Path</w:t>
+      </w:r>
+      <w:r>
+        <w:rPr>
+          <w:rFonts w:ascii="Arial" w:eastAsia="Arial" w:hAnsi="Arial" w:cs="Arial"/>
+          <w:color w:val="000000"/>
+          <w:sz w:val="18"/>
+          <w:highlight w:val="lightGray"/>
+        </w:rPr>
+        <w:t xml:space="preserve">: Persons Table -&gt; ID Column: 1, Name_En Column: Motasem Essam] -&gt; </w:t>
+      </w:r>
+      <w:r>
+        <w:rPr>
+          <w:rFonts w:ascii="Arial" w:eastAsia="Arial" w:hAnsi="Arial" w:cs="Arial"/>
           <w:b/>
-          <w:shd w:val="clear" w:color="auto" w:fill="B7B7B7"/>
-        </w:rPr>
-        <w:t>Chatgpt</w:t>
-      </w:r>
-      <w:proofErr w:type="spellEnd"/>
-      <w:r>
-        <w:rPr>
+          <w:color w:val="000000"/>
+          <w:sz w:val="18"/>
+          <w:highlight w:val="lightGray"/>
+        </w:rPr>
+        <w:t>From:</w:t>
+      </w:r>
+      <w:r>
+        <w:rPr>
+          <w:rFonts w:ascii="Arial" w:eastAsia="Arial" w:hAnsi="Arial" w:cs="Arial"/>
+          <w:color w:val="000000"/>
+          <w:sz w:val="18"/>
+          <w:highlight w:val="lightGray"/>
+        </w:rPr>
+        <w:t xml:space="preserve"> [Chatgpt (GPT</w:t>
+      </w:r>
+      <w:r>
+        <w:rPr>
+          <w:rFonts w:ascii="Arial" w:eastAsia="Arial" w:hAnsi="Arial" w:cs="Cambria Math"/>
+          <w:color w:val="000000"/>
+          <w:sz w:val="18"/>
+          <w:highlight w:val="lightGray"/>
+        </w:rPr>
+        <w:t>‑</w:t>
+      </w:r>
+      <w:r>
+        <w:rPr>
+          <w:rFonts w:ascii="Arial" w:eastAsia="Arial" w:hAnsi="Arial" w:cs="Arial"/>
+          <w:color w:val="000000"/>
+          <w:sz w:val="18"/>
+          <w:highlight w:val="lightGray"/>
+        </w:rPr>
+        <w:t xml:space="preserve">5 Mini)] </w:t>
+      </w:r>
+      <w:r>
+        <w:rPr>
+          <w:rFonts w:ascii="Arial" w:eastAsia="Arial" w:hAnsi="Arial" w:cs="Arial"/>
           <w:b/>
-          <w:shd w:val="clear" w:color="auto" w:fill="B7B7B7"/>
-        </w:rPr>
-        <w:t xml:space="preserve"> </w:t>
-      </w:r>
-      <w:r>
-        <w:rPr>
+          <w:color w:val="000000"/>
+          <w:sz w:val="18"/>
+          <w:highlight w:val="lightGray"/>
+        </w:rPr>
+        <w:t>on</w:t>
+      </w:r>
+      <w:r>
+        <w:rPr>
+          <w:rFonts w:ascii="Arial" w:eastAsia="Arial" w:hAnsi="Arial"/>
+          <w:sz w:val="18"/>
+          <w:highlight w:val="lightGray"/>
+        </w:rPr>
+        <w:t xml:space="preserve"> [8/14/2025]</w:t>
+      </w:r>
+    </w:p>
+    <w:p>
+      <w:pPr>
+        <w:spacing w:before="240" w:after="240"/>
+        <w:rPr>
+          <w:rFonts w:ascii="Roboto Mono" w:eastAsia="Roboto Mono" w:hAnsi="Roboto Mono" w:cs="Roboto Mono"/>
+        </w:rPr>
+      </w:pPr>
+      <w:r>
+        <w:rPr>
+          <w:rFonts w:ascii="Roboto Mono" w:eastAsia="Roboto Mono" w:hAnsi="Roboto Mono" w:cs="Roboto Mono"/>
+        </w:rPr>
+        <w:t xml:space="preserve">The </w:t>
+      </w:r>
+      <w:r>
+        <w:rPr>
+          <w:rFonts w:ascii="Roboto Mono" w:eastAsia="Roboto Mono" w:hAnsi="Roboto Mono" w:cs="Roboto Mono"/>
           <w:b/>
-          <w:sz w:val="14"/>
-          <w:szCs w:val="14"/>
-          <w:shd w:val="clear" w:color="auto" w:fill="B7B7B7"/>
-        </w:rPr>
-        <w:t>(GPT</w:t>
-      </w:r>
-      <w:r>
-        <w:rPr>
-          <w:rFonts w:ascii="Cambria Math" w:hAnsi="Cambria Math" w:cs="Cambria Math"/>
+        </w:rPr>
+        <w:t>Shift-Left Approach</w:t>
+      </w:r>
+      <w:r>
+        <w:rPr>
+          <w:rFonts w:ascii="Roboto Mono" w:eastAsia="Roboto Mono" w:hAnsi="Roboto Mono" w:cs="Roboto Mono"/>
+        </w:rPr>
+        <w:t xml:space="preserve"> in software development and testing means </w:t>
+      </w:r>
+      <w:r>
+        <w:rPr>
+          <w:rFonts w:ascii="Roboto Mono" w:eastAsia="Roboto Mono" w:hAnsi="Roboto Mono" w:cs="Roboto Mono"/>
           <w:b/>
-          <w:sz w:val="14"/>
-          <w:szCs w:val="14"/>
-          <w:shd w:val="clear" w:color="auto" w:fill="B7B7B7"/>
-        </w:rPr>
-        <w:t>‑</w:t>
-      </w:r>
-      <w:r>
-        <w:rPr>
+        </w:rPr>
+        <w:t>moving testing and quality activities earlier ("to the left") in the development lifecycle</w:t>
+      </w:r>
+      <w:r>
+        <w:rPr>
+          <w:rFonts w:ascii="Roboto Mono" w:eastAsia="Roboto Mono" w:hAnsi="Roboto Mono" w:cs="Roboto Mono"/>
+        </w:rPr>
+        <w:t xml:space="preserve"> — so issues are found and fixed </w:t>
+      </w:r>
+      <w:r>
+        <w:rPr>
+          <w:rFonts w:ascii="Roboto Mono" w:eastAsia="Roboto Mono" w:hAnsi="Roboto Mono" w:cs="Roboto Mono"/>
           <w:b/>
-          <w:sz w:val="14"/>
-          <w:szCs w:val="14"/>
-          <w:shd w:val="clear" w:color="auto" w:fill="B7B7B7"/>
-        </w:rPr>
-        <w:t>5 Mini) at [8/14/2025]</w:t>
-      </w:r>
-    </w:p>
-    <w:p>
-      <w:pPr>
-        <w:spacing w:before="240" w:after="240"/>
-        <w:rPr>
-          <w:rFonts w:ascii="Roboto Mono" w:eastAsia="Roboto Mono" w:hAnsi="Roboto Mono" w:cs="Roboto Mono"/>
-        </w:rPr>
-      </w:pPr>
-      <w:r>
-        <w:rPr>
-          <w:rFonts w:ascii="Roboto Mono" w:eastAsia="Roboto Mono" w:hAnsi="Roboto Mono" w:cs="Roboto Mono"/>
-        </w:rPr>
-        <w:t xml:space="preserve">The </w:t>
-      </w:r>
-      <w:r>
-        <w:rPr>
-          <w:rFonts w:ascii="Roboto Mono" w:eastAsia="Roboto Mono" w:hAnsi="Roboto Mono" w:cs="Roboto Mono"/>
-          <w:b/>
-        </w:rPr>
-        <w:t>Shift-Left Approach</w:t>
-      </w:r>
-      <w:r>
-        <w:rPr>
-          <w:rFonts w:ascii="Roboto Mono" w:eastAsia="Roboto Mono" w:hAnsi="Roboto Mono" w:cs="Roboto Mono"/>
-        </w:rPr>
-        <w:t xml:space="preserve"> in software development and testing means </w:t>
-      </w:r>
-      <w:r>
-        <w:rPr>
-          <w:rFonts w:ascii="Roboto Mono" w:eastAsia="Roboto Mono" w:hAnsi="Roboto Mono" w:cs="Roboto Mono"/>
-          <w:b/>
-        </w:rPr>
-        <w:t>moving testing and quality activities earlier ("to the left") in the development lifecycle</w:t>
-      </w:r>
-      <w:r>
-        <w:rPr>
-          <w:rFonts w:ascii="Roboto Mono" w:eastAsia="Roboto Mono" w:hAnsi="Roboto Mono" w:cs="Roboto Mono"/>
-        </w:rPr>
-        <w:t xml:space="preserve"> — so issues are found and fixed </w:t>
-      </w:r>
-      <w:r>
-        <w:rPr>
-          <w:rFonts w:ascii="Roboto Mono" w:eastAsia="Roboto Mono" w:hAnsi="Roboto Mono" w:cs="Roboto Mono"/>
-          <w:b/>
         </w:rPr>
         <w:t>as early as possible</w:t>
       </w:r>
@@ -139,7 +156,7 @@
     </w:p>
     <w:p>
       <w:r>
-        <w:pict w14:anchorId="47327BFE">
+        <w:pict w14:anchorId="1199993B">
           <v:rect id="_x0000_i1025" style="width:0;height:1.5pt" o:hralign="center" o:hrstd="t" o:hr="t" fillcolor="#a0a0a0" stroked="f"/>
         </w:pict>
       </w:r>
@@ -162,60 +179,77 @@
       </w:pPr>
       <w:r>
         <w:rPr>
+          <w:rFonts w:ascii="Arial" w:eastAsia="Arial" w:hAnsi="Arial" w:cs="Arial"/>
           <w:b/>
-          <w:shd w:val="clear" w:color="auto" w:fill="B7B7B7"/>
-        </w:rPr>
-        <w:t># Source</w:t>
-      </w:r>
-      <w:r>
-        <w:rPr>
-          <w:shd w:val="clear" w:color="auto" w:fill="B7B7B7"/>
-        </w:rPr>
-        <w:t xml:space="preserve">: </w:t>
-      </w:r>
-      <w:proofErr w:type="spellStart"/>
-      <w:r>
-        <w:rPr>
+          <w:color w:val="000000"/>
+          <w:sz w:val="18"/>
+          <w:highlight w:val="lightGray"/>
+        </w:rPr>
+        <w:t># Source: AI Source: Provided by: [Data Path</w:t>
+      </w:r>
+      <w:r>
+        <w:rPr>
+          <w:rFonts w:ascii="Arial" w:eastAsia="Arial" w:hAnsi="Arial" w:cs="Arial"/>
+          <w:color w:val="000000"/>
+          <w:sz w:val="18"/>
+          <w:highlight w:val="lightGray"/>
+        </w:rPr>
+        <w:t xml:space="preserve">: Persons Table -&gt; ID Column: 1, Name_En Column: Motasem Essam] -&gt; </w:t>
+      </w:r>
+      <w:r>
+        <w:rPr>
+          <w:rFonts w:ascii="Arial" w:eastAsia="Arial" w:hAnsi="Arial" w:cs="Arial"/>
           <w:b/>
-          <w:shd w:val="clear" w:color="auto" w:fill="B7B7B7"/>
-        </w:rPr>
-        <w:t>Chatgpt</w:t>
-      </w:r>
-      <w:proofErr w:type="spellEnd"/>
-      <w:r>
-        <w:rPr>
+          <w:color w:val="000000"/>
+          <w:sz w:val="18"/>
+          <w:highlight w:val="lightGray"/>
+        </w:rPr>
+        <w:t>From:</w:t>
+      </w:r>
+      <w:r>
+        <w:rPr>
+          <w:rFonts w:ascii="Arial" w:eastAsia="Arial" w:hAnsi="Arial" w:cs="Arial"/>
+          <w:color w:val="000000"/>
+          <w:sz w:val="18"/>
+          <w:highlight w:val="lightGray"/>
+        </w:rPr>
+        <w:t xml:space="preserve"> [Chatgpt (GPT</w:t>
+      </w:r>
+      <w:r>
+        <w:rPr>
+          <w:rFonts w:ascii="Arial" w:eastAsia="Arial" w:hAnsi="Arial" w:cs="Cambria Math"/>
+          <w:color w:val="000000"/>
+          <w:sz w:val="18"/>
+          <w:highlight w:val="lightGray"/>
+        </w:rPr>
+        <w:t>‑</w:t>
+      </w:r>
+      <w:r>
+        <w:rPr>
+          <w:rFonts w:ascii="Arial" w:eastAsia="Arial" w:hAnsi="Arial" w:cs="Arial"/>
+          <w:color w:val="000000"/>
+          <w:sz w:val="18"/>
+          <w:highlight w:val="lightGray"/>
+        </w:rPr>
+        <w:t xml:space="preserve">5 Mini)] </w:t>
+      </w:r>
+      <w:r>
+        <w:rPr>
+          <w:rFonts w:ascii="Arial" w:eastAsia="Arial" w:hAnsi="Arial" w:cs="Arial"/>
           <w:b/>
-          <w:shd w:val="clear" w:color="auto" w:fill="B7B7B7"/>
-        </w:rPr>
-        <w:t xml:space="preserve"> </w:t>
-      </w:r>
-      <w:r>
-        <w:rPr>
-          <w:b/>
-          <w:sz w:val="14"/>
-          <w:szCs w:val="14"/>
-          <w:shd w:val="clear" w:color="auto" w:fill="B7B7B7"/>
-        </w:rPr>
-        <w:t>(GPT</w:t>
-      </w:r>
-      <w:r>
-        <w:rPr>
-          <w:rFonts w:ascii="Cambria Math" w:hAnsi="Cambria Math" w:cs="Cambria Math"/>
-          <w:b/>
-          <w:sz w:val="14"/>
-          <w:szCs w:val="14"/>
-          <w:shd w:val="clear" w:color="auto" w:fill="B7B7B7"/>
-        </w:rPr>
-        <w:t>‑</w:t>
-      </w:r>
-      <w:r>
-        <w:rPr>
-          <w:b/>
-          <w:sz w:val="14"/>
-          <w:szCs w:val="14"/>
-          <w:shd w:val="clear" w:color="auto" w:fill="B7B7B7"/>
-        </w:rPr>
-        <w:t>5 Mini) at [8/14/2025]</w:t>
+          <w:color w:val="000000"/>
+          <w:sz w:val="18"/>
+          <w:highlight w:val="lightGray"/>
+        </w:rPr>
+        <w:t>on</w:t>
+      </w:r>
+      <w:r>
+        <w:rPr>
+          <w:rFonts w:ascii="Arial" w:eastAsia="Arial" w:hAnsi="Arial"/>
+          <w:sz w:val="18"/>
+          <w:highlight w:val="lightGray"/>
+        </w:rPr>
+        <w:t xml:space="preserve"> [8/14/2025]</w:t>
       </w:r>
     </w:p>
     <w:p>
@@ -224,7 +258,7 @@
           <w:ilvl w:val="0"/>
           <w:numId w:val="3"/>
         </w:numPr>
-        <w:spacing w:before="240"/>
+        <w:spacing w:before="240" w:after="0" w:line="276" w:lineRule="auto"/>
       </w:pPr>
       <w:r>
         <w:rPr>
@@ -258,6 +292,7 @@
           <w:ilvl w:val="0"/>
           <w:numId w:val="3"/>
         </w:numPr>
+        <w:spacing w:after="0" w:line="276" w:lineRule="auto"/>
         <w:rPr>
           <w:rFonts w:ascii="Roboto Mono" w:eastAsia="Roboto Mono" w:hAnsi="Roboto Mono" w:cs="Roboto Mono"/>
         </w:rPr>
@@ -281,6 +316,7 @@
           <w:ilvl w:val="1"/>
           <w:numId w:val="3"/>
         </w:numPr>
+        <w:spacing w:after="0" w:line="276" w:lineRule="auto"/>
         <w:rPr>
           <w:rFonts w:ascii="Roboto Mono" w:eastAsia="Roboto Mono" w:hAnsi="Roboto Mono" w:cs="Roboto Mono"/>
         </w:rPr>
@@ -304,6 +340,7 @@
           <w:ilvl w:val="1"/>
           <w:numId w:val="3"/>
         </w:numPr>
+        <w:spacing w:after="0" w:line="276" w:lineRule="auto"/>
         <w:rPr>
           <w:rFonts w:ascii="Roboto Mono" w:eastAsia="Roboto Mono" w:hAnsi="Roboto Mono" w:cs="Roboto Mono"/>
         </w:rPr>
@@ -327,6 +364,7 @@
           <w:ilvl w:val="1"/>
           <w:numId w:val="3"/>
         </w:numPr>
+        <w:spacing w:after="0" w:line="276" w:lineRule="auto"/>
         <w:rPr>
           <w:rFonts w:ascii="Roboto Mono" w:eastAsia="Roboto Mono" w:hAnsi="Roboto Mono" w:cs="Roboto Mono"/>
         </w:rPr>
@@ -350,7 +388,7 @@
           <w:ilvl w:val="0"/>
           <w:numId w:val="3"/>
         </w:numPr>
-        <w:spacing w:after="240"/>
+        <w:spacing w:after="240" w:line="276" w:lineRule="auto"/>
       </w:pPr>
       <w:r>
         <w:rPr>
@@ -380,7 +418,7 @@
     </w:p>
     <w:p>
       <w:r>
-        <w:pict w14:anchorId="76CB9E6E">
+        <w:pict w14:anchorId="4C981C2A">
           <v:rect id="_x0000_i1026" style="width:0;height:1.5pt" o:hralign="center" o:hrstd="t" o:hr="t" fillcolor="#a0a0a0" stroked="f"/>
         </w:pict>
       </w:r>
@@ -403,60 +441,77 @@
       </w:pPr>
       <w:r>
         <w:rPr>
+          <w:rFonts w:ascii="Arial" w:eastAsia="Arial" w:hAnsi="Arial" w:cs="Arial"/>
           <w:b/>
-          <w:shd w:val="clear" w:color="auto" w:fill="B7B7B7"/>
-        </w:rPr>
-        <w:t># Source</w:t>
-      </w:r>
-      <w:r>
-        <w:rPr>
-          <w:shd w:val="clear" w:color="auto" w:fill="B7B7B7"/>
-        </w:rPr>
-        <w:t xml:space="preserve">: </w:t>
-      </w:r>
-      <w:proofErr w:type="spellStart"/>
-      <w:r>
-        <w:rPr>
+          <w:color w:val="000000"/>
+          <w:sz w:val="18"/>
+          <w:highlight w:val="lightGray"/>
+        </w:rPr>
+        <w:t># Source: AI Source: Provided by: [Data Path</w:t>
+      </w:r>
+      <w:r>
+        <w:rPr>
+          <w:rFonts w:ascii="Arial" w:eastAsia="Arial" w:hAnsi="Arial" w:cs="Arial"/>
+          <w:color w:val="000000"/>
+          <w:sz w:val="18"/>
+          <w:highlight w:val="lightGray"/>
+        </w:rPr>
+        <w:t xml:space="preserve">: Persons Table -&gt; ID Column: 1, Name_En Column: Motasem Essam] -&gt; </w:t>
+      </w:r>
+      <w:r>
+        <w:rPr>
+          <w:rFonts w:ascii="Arial" w:eastAsia="Arial" w:hAnsi="Arial" w:cs="Arial"/>
           <w:b/>
-          <w:shd w:val="clear" w:color="auto" w:fill="B7B7B7"/>
-        </w:rPr>
-        <w:t>Chatgpt</w:t>
-      </w:r>
-      <w:proofErr w:type="spellEnd"/>
-      <w:r>
-        <w:rPr>
+          <w:color w:val="000000"/>
+          <w:sz w:val="18"/>
+          <w:highlight w:val="lightGray"/>
+        </w:rPr>
+        <w:t>From:</w:t>
+      </w:r>
+      <w:r>
+        <w:rPr>
+          <w:rFonts w:ascii="Arial" w:eastAsia="Arial" w:hAnsi="Arial" w:cs="Arial"/>
+          <w:color w:val="000000"/>
+          <w:sz w:val="18"/>
+          <w:highlight w:val="lightGray"/>
+        </w:rPr>
+        <w:t xml:space="preserve"> [Chatgpt (GPT</w:t>
+      </w:r>
+      <w:r>
+        <w:rPr>
+          <w:rFonts w:ascii="Arial" w:eastAsia="Arial" w:hAnsi="Arial" w:cs="Cambria Math"/>
+          <w:color w:val="000000"/>
+          <w:sz w:val="18"/>
+          <w:highlight w:val="lightGray"/>
+        </w:rPr>
+        <w:t>‑</w:t>
+      </w:r>
+      <w:r>
+        <w:rPr>
+          <w:rFonts w:ascii="Arial" w:eastAsia="Arial" w:hAnsi="Arial" w:cs="Arial"/>
+          <w:color w:val="000000"/>
+          <w:sz w:val="18"/>
+          <w:highlight w:val="lightGray"/>
+        </w:rPr>
+        <w:t xml:space="preserve">5 Mini)] </w:t>
+      </w:r>
+      <w:r>
+        <w:rPr>
+          <w:rFonts w:ascii="Arial" w:eastAsia="Arial" w:hAnsi="Arial" w:cs="Arial"/>
           <w:b/>
-          <w:shd w:val="clear" w:color="auto" w:fill="B7B7B7"/>
-        </w:rPr>
-        <w:t xml:space="preserve"> </w:t>
-      </w:r>
-      <w:r>
-        <w:rPr>
-          <w:b/>
-          <w:sz w:val="14"/>
-          <w:szCs w:val="14"/>
-          <w:shd w:val="clear" w:color="auto" w:fill="B7B7B7"/>
-        </w:rPr>
-        <w:t>(GPT</w:t>
-      </w:r>
-      <w:r>
-        <w:rPr>
-          <w:rFonts w:ascii="Cambria Math" w:hAnsi="Cambria Math" w:cs="Cambria Math"/>
-          <w:b/>
-          <w:sz w:val="14"/>
-          <w:szCs w:val="14"/>
-          <w:shd w:val="clear" w:color="auto" w:fill="B7B7B7"/>
-        </w:rPr>
-        <w:t>‑</w:t>
-      </w:r>
-      <w:r>
-        <w:rPr>
-          <w:b/>
-          <w:sz w:val="14"/>
-          <w:szCs w:val="14"/>
-          <w:shd w:val="clear" w:color="auto" w:fill="B7B7B7"/>
-        </w:rPr>
-        <w:t>5 Mini) at [8/14/2025]</w:t>
+          <w:color w:val="000000"/>
+          <w:sz w:val="18"/>
+          <w:highlight w:val="lightGray"/>
+        </w:rPr>
+        <w:t>on</w:t>
+      </w:r>
+      <w:r>
+        <w:rPr>
+          <w:rFonts w:ascii="Arial" w:eastAsia="Arial" w:hAnsi="Arial"/>
+          <w:sz w:val="18"/>
+          <w:highlight w:val="lightGray"/>
+        </w:rPr>
+        <w:t xml:space="preserve"> [8/14/2025]</w:t>
       </w:r>
     </w:p>
     <w:p>
@@ -465,7 +520,7 @@
           <w:ilvl w:val="0"/>
           <w:numId w:val="1"/>
         </w:numPr>
-        <w:spacing w:before="240"/>
+        <w:spacing w:before="240" w:after="0" w:line="276" w:lineRule="auto"/>
         <w:rPr>
           <w:rFonts w:ascii="Roboto Mono" w:eastAsia="Roboto Mono" w:hAnsi="Roboto Mono" w:cs="Roboto Mono"/>
         </w:rPr>
@@ -489,12 +544,12 @@
           <w:ilvl w:val="0"/>
           <w:numId w:val="1"/>
         </w:numPr>
-      </w:pPr>
-      <w:r>
-        <w:rPr>
-          <w:rFonts w:ascii="Roboto Mono" w:eastAsia="Roboto Mono" w:hAnsi="Roboto Mono" w:cs="Roboto Mono"/>
-        </w:rPr>
-        <w:lastRenderedPageBreak/>
+        <w:spacing w:after="0" w:line="276" w:lineRule="auto"/>
+      </w:pPr>
+      <w:r>
+        <w:rPr>
+          <w:rFonts w:ascii="Roboto Mono" w:eastAsia="Roboto Mono" w:hAnsi="Roboto Mono" w:cs="Roboto Mono"/>
+        </w:rPr>
         <w:t xml:space="preserve">Start quality checks </w:t>
       </w:r>
       <w:r>
@@ -523,7 +578,7 @@
           <w:ilvl w:val="0"/>
           <w:numId w:val="1"/>
         </w:numPr>
-        <w:spacing w:after="240"/>
+        <w:spacing w:after="240" w:line="276" w:lineRule="auto"/>
       </w:pPr>
       <w:r>
         <w:rPr>
@@ -547,7 +602,7 @@
     </w:p>
     <w:p>
       <w:r>
-        <w:pict w14:anchorId="7C89D606">
+        <w:pict w14:anchorId="027D45C9">
           <v:rect id="_x0000_i1027" style="width:0;height:1.5pt" o:hralign="center" o:hrstd="t" o:hr="t" fillcolor="#a0a0a0" stroked="f"/>
         </w:pict>
       </w:r>
@@ -570,60 +625,77 @@
       </w:pPr>
       <w:r>
         <w:rPr>
+          <w:rFonts w:ascii="Arial" w:eastAsia="Arial" w:hAnsi="Arial" w:cs="Arial"/>
           <w:b/>
-          <w:shd w:val="clear" w:color="auto" w:fill="B7B7B7"/>
-        </w:rPr>
-        <w:t># Source</w:t>
-      </w:r>
-      <w:r>
-        <w:rPr>
-          <w:shd w:val="clear" w:color="auto" w:fill="B7B7B7"/>
-        </w:rPr>
-        <w:t xml:space="preserve">: </w:t>
-      </w:r>
-      <w:proofErr w:type="spellStart"/>
-      <w:r>
-        <w:rPr>
+          <w:color w:val="000000"/>
+          <w:sz w:val="18"/>
+          <w:highlight w:val="lightGray"/>
+        </w:rPr>
+        <w:t># Source: AI Source: Provided by: [Data Path</w:t>
+      </w:r>
+      <w:r>
+        <w:rPr>
+          <w:rFonts w:ascii="Arial" w:eastAsia="Arial" w:hAnsi="Arial" w:cs="Arial"/>
+          <w:color w:val="000000"/>
+          <w:sz w:val="18"/>
+          <w:highlight w:val="lightGray"/>
+        </w:rPr>
+        <w:t xml:space="preserve">: Persons Table -&gt; ID Column: 1, Name_En Column: Motasem Essam] -&gt; </w:t>
+      </w:r>
+      <w:r>
+        <w:rPr>
+          <w:rFonts w:ascii="Arial" w:eastAsia="Arial" w:hAnsi="Arial" w:cs="Arial"/>
           <w:b/>
-          <w:shd w:val="clear" w:color="auto" w:fill="B7B7B7"/>
-        </w:rPr>
-        <w:t>Chatgpt</w:t>
-      </w:r>
-      <w:proofErr w:type="spellEnd"/>
-      <w:r>
-        <w:rPr>
+          <w:color w:val="000000"/>
+          <w:sz w:val="18"/>
+          <w:highlight w:val="lightGray"/>
+        </w:rPr>
+        <w:t>From:</w:t>
+      </w:r>
+      <w:r>
+        <w:rPr>
+          <w:rFonts w:ascii="Arial" w:eastAsia="Arial" w:hAnsi="Arial" w:cs="Arial"/>
+          <w:color w:val="000000"/>
+          <w:sz w:val="18"/>
+          <w:highlight w:val="lightGray"/>
+        </w:rPr>
+        <w:t xml:space="preserve"> [Chatgpt (GPT</w:t>
+      </w:r>
+      <w:r>
+        <w:rPr>
+          <w:rFonts w:ascii="Arial" w:eastAsia="Arial" w:hAnsi="Arial" w:cs="Cambria Math"/>
+          <w:color w:val="000000"/>
+          <w:sz w:val="18"/>
+          <w:highlight w:val="lightGray"/>
+        </w:rPr>
+        <w:t>‑</w:t>
+      </w:r>
+      <w:r>
+        <w:rPr>
+          <w:rFonts w:ascii="Arial" w:eastAsia="Arial" w:hAnsi="Arial" w:cs="Arial"/>
+          <w:color w:val="000000"/>
+          <w:sz w:val="18"/>
+          <w:highlight w:val="lightGray"/>
+        </w:rPr>
+        <w:t xml:space="preserve">5 Mini)] </w:t>
+      </w:r>
+      <w:r>
+        <w:rPr>
+          <w:rFonts w:ascii="Arial" w:eastAsia="Arial" w:hAnsi="Arial" w:cs="Arial"/>
           <w:b/>
-          <w:shd w:val="clear" w:color="auto" w:fill="B7B7B7"/>
-        </w:rPr>
-        <w:t xml:space="preserve"> </w:t>
-      </w:r>
-      <w:r>
-        <w:rPr>
-          <w:b/>
-          <w:sz w:val="14"/>
-          <w:szCs w:val="14"/>
-          <w:shd w:val="clear" w:color="auto" w:fill="B7B7B7"/>
-        </w:rPr>
-        <w:t>(GPT</w:t>
-      </w:r>
-      <w:r>
-        <w:rPr>
-          <w:rFonts w:ascii="Cambria Math" w:hAnsi="Cambria Math" w:cs="Cambria Math"/>
-          <w:b/>
-          <w:sz w:val="14"/>
-          <w:szCs w:val="14"/>
-          <w:shd w:val="clear" w:color="auto" w:fill="B7B7B7"/>
-        </w:rPr>
-        <w:t>‑</w:t>
-      </w:r>
-      <w:r>
-        <w:rPr>
-          <w:b/>
-          <w:sz w:val="14"/>
-          <w:szCs w:val="14"/>
-          <w:shd w:val="clear" w:color="auto" w:fill="B7B7B7"/>
-        </w:rPr>
-        <w:t>5 Mini) at [8/14/2025]</w:t>
+          <w:color w:val="000000"/>
+          <w:sz w:val="18"/>
+          <w:highlight w:val="lightGray"/>
+        </w:rPr>
+        <w:t>on</w:t>
+      </w:r>
+      <w:r>
+        <w:rPr>
+          <w:rFonts w:ascii="Arial" w:eastAsia="Arial" w:hAnsi="Arial"/>
+          <w:sz w:val="18"/>
+          <w:highlight w:val="lightGray"/>
+        </w:rPr>
+        <w:t xml:space="preserve"> [8/14/2025]</w:t>
       </w:r>
     </w:p>
     <w:p>
@@ -632,7 +704,7 @@
           <w:noProof/>
         </w:rPr>
         <w:drawing>
-          <wp:inline distT="114300" distB="114300" distL="114300" distR="114300" wp14:anchorId="33CBCD2F" wp14:editId="2C8B60D6">
+          <wp:inline distT="114300" distB="114300" distL="114300" distR="114300" wp14:anchorId="43145217" wp14:editId="7D9E234E">
             <wp:extent cx="5943600" cy="1917700"/>
             <wp:effectExtent l="0" t="0" r="0" b="0"/>
             <wp:docPr id="3" name="image3.png"/>
@@ -1088,7 +1160,7 @@
     </w:tbl>
     <w:p>
       <w:r>
-        <w:pict w14:anchorId="4EE48BF4">
+        <w:pict w14:anchorId="1AEAF149">
           <v:rect id="_x0000_i1028" style="width:0;height:1.5pt" o:hralign="center" o:hrstd="t" o:hr="t" fillcolor="#a0a0a0" stroked="f"/>
         </w:pict>
       </w:r>
@@ -1111,60 +1183,77 @@
       </w:pPr>
       <w:r>
         <w:rPr>
+          <w:rFonts w:ascii="Arial" w:eastAsia="Arial" w:hAnsi="Arial" w:cs="Arial"/>
           <w:b/>
-          <w:shd w:val="clear" w:color="auto" w:fill="B7B7B7"/>
-        </w:rPr>
-        <w:t># Source</w:t>
-      </w:r>
-      <w:r>
-        <w:rPr>
-          <w:shd w:val="clear" w:color="auto" w:fill="B7B7B7"/>
-        </w:rPr>
-        <w:t xml:space="preserve">: </w:t>
-      </w:r>
-      <w:proofErr w:type="spellStart"/>
-      <w:r>
-        <w:rPr>
+          <w:color w:val="000000"/>
+          <w:sz w:val="18"/>
+          <w:highlight w:val="lightGray"/>
+        </w:rPr>
+        <w:t># Source: AI Source: Provided by: [Data Path</w:t>
+      </w:r>
+      <w:r>
+        <w:rPr>
+          <w:rFonts w:ascii="Arial" w:eastAsia="Arial" w:hAnsi="Arial" w:cs="Arial"/>
+          <w:color w:val="000000"/>
+          <w:sz w:val="18"/>
+          <w:highlight w:val="lightGray"/>
+        </w:rPr>
+        <w:t xml:space="preserve">: Persons Table -&gt; ID Column: 1, Name_En Column: Motasem Essam] -&gt; </w:t>
+      </w:r>
+      <w:r>
+        <w:rPr>
+          <w:rFonts w:ascii="Arial" w:eastAsia="Arial" w:hAnsi="Arial" w:cs="Arial"/>
           <w:b/>
-          <w:shd w:val="clear" w:color="auto" w:fill="B7B7B7"/>
-        </w:rPr>
-        <w:t>Chatgpt</w:t>
-      </w:r>
-      <w:proofErr w:type="spellEnd"/>
-      <w:r>
-        <w:rPr>
+          <w:color w:val="000000"/>
+          <w:sz w:val="18"/>
+          <w:highlight w:val="lightGray"/>
+        </w:rPr>
+        <w:t>From:</w:t>
+      </w:r>
+      <w:r>
+        <w:rPr>
+          <w:rFonts w:ascii="Arial" w:eastAsia="Arial" w:hAnsi="Arial" w:cs="Arial"/>
+          <w:color w:val="000000"/>
+          <w:sz w:val="18"/>
+          <w:highlight w:val="lightGray"/>
+        </w:rPr>
+        <w:t xml:space="preserve"> [Chatgpt (GPT</w:t>
+      </w:r>
+      <w:r>
+        <w:rPr>
+          <w:rFonts w:ascii="Arial" w:eastAsia="Arial" w:hAnsi="Arial" w:cs="Cambria Math"/>
+          <w:color w:val="000000"/>
+          <w:sz w:val="18"/>
+          <w:highlight w:val="lightGray"/>
+        </w:rPr>
+        <w:t>‑</w:t>
+      </w:r>
+      <w:r>
+        <w:rPr>
+          <w:rFonts w:ascii="Arial" w:eastAsia="Arial" w:hAnsi="Arial" w:cs="Arial"/>
+          <w:color w:val="000000"/>
+          <w:sz w:val="18"/>
+          <w:highlight w:val="lightGray"/>
+        </w:rPr>
+        <w:t xml:space="preserve">5 Mini)] </w:t>
+      </w:r>
+      <w:r>
+        <w:rPr>
+          <w:rFonts w:ascii="Arial" w:eastAsia="Arial" w:hAnsi="Arial" w:cs="Arial"/>
           <w:b/>
-          <w:shd w:val="clear" w:color="auto" w:fill="B7B7B7"/>
-        </w:rPr>
-        <w:t xml:space="preserve"> </w:t>
-      </w:r>
-      <w:r>
-        <w:rPr>
-          <w:b/>
-          <w:sz w:val="14"/>
-          <w:szCs w:val="14"/>
-          <w:shd w:val="clear" w:color="auto" w:fill="B7B7B7"/>
-        </w:rPr>
-        <w:t>(GPT</w:t>
-      </w:r>
-      <w:r>
-        <w:rPr>
-          <w:rFonts w:ascii="Cambria Math" w:hAnsi="Cambria Math" w:cs="Cambria Math"/>
-          <w:b/>
-          <w:sz w:val="14"/>
-          <w:szCs w:val="14"/>
-          <w:shd w:val="clear" w:color="auto" w:fill="B7B7B7"/>
-        </w:rPr>
-        <w:t>‑</w:t>
-      </w:r>
-      <w:r>
-        <w:rPr>
-          <w:b/>
-          <w:sz w:val="14"/>
-          <w:szCs w:val="14"/>
-          <w:shd w:val="clear" w:color="auto" w:fill="B7B7B7"/>
-        </w:rPr>
-        <w:t>5 Mini) at [8/14/2025]</w:t>
+          <w:color w:val="000000"/>
+          <w:sz w:val="18"/>
+          <w:highlight w:val="lightGray"/>
+        </w:rPr>
+        <w:t>on</w:t>
+      </w:r>
+      <w:r>
+        <w:rPr>
+          <w:rFonts w:ascii="Arial" w:eastAsia="Arial" w:hAnsi="Arial"/>
+          <w:sz w:val="18"/>
+          <w:highlight w:val="lightGray"/>
+        </w:rPr>
+        <w:t xml:space="preserve"> [8/14/2025]</w:t>
       </w:r>
     </w:p>
     <w:p>
@@ -1173,14 +1262,13 @@
           <w:ilvl w:val="0"/>
           <w:numId w:val="4"/>
         </w:numPr>
-        <w:spacing w:before="240"/>
+        <w:spacing w:before="240" w:after="0" w:line="276" w:lineRule="auto"/>
       </w:pPr>
       <w:r>
         <w:rPr>
           <w:rFonts w:ascii="Roboto Mono" w:eastAsia="Roboto Mono" w:hAnsi="Roboto Mono" w:cs="Roboto Mono"/>
           <w:b/>
         </w:rPr>
-        <w:lastRenderedPageBreak/>
         <w:t>Early bug detection</w:t>
       </w:r>
       <w:r>
@@ -1202,6 +1290,7 @@
           <w:ilvl w:val="0"/>
           <w:numId w:val="4"/>
         </w:numPr>
+        <w:spacing w:after="0" w:line="276" w:lineRule="auto"/>
       </w:pPr>
       <w:r>
         <w:rPr>
@@ -1229,6 +1318,7 @@
           <w:ilvl w:val="0"/>
           <w:numId w:val="4"/>
         </w:numPr>
+        <w:spacing w:after="0" w:line="276" w:lineRule="auto"/>
       </w:pPr>
       <w:r>
         <w:rPr>
@@ -1256,7 +1346,7 @@
           <w:ilvl w:val="0"/>
           <w:numId w:val="4"/>
         </w:numPr>
-        <w:spacing w:after="240"/>
+        <w:spacing w:after="240" w:line="276" w:lineRule="auto"/>
       </w:pPr>
       <w:r>
         <w:rPr>
@@ -1280,7 +1370,7 @@
     </w:p>
     <w:p>
       <w:r>
-        <w:pict w14:anchorId="30D9FF83">
+        <w:pict w14:anchorId="42373904">
           <v:rect id="_x0000_i1029" style="width:0;height:1.5pt" o:hralign="center" o:hrstd="t" o:hr="t" fillcolor="#a0a0a0" stroked="f"/>
         </w:pict>
       </w:r>
@@ -1303,93 +1393,110 @@
       </w:pPr>
       <w:r>
         <w:rPr>
+          <w:rFonts w:ascii="Arial" w:eastAsia="Arial" w:hAnsi="Arial" w:cs="Arial"/>
           <w:b/>
-          <w:shd w:val="clear" w:color="auto" w:fill="B7B7B7"/>
-        </w:rPr>
-        <w:t># Source</w:t>
-      </w:r>
-      <w:r>
-        <w:rPr>
-          <w:shd w:val="clear" w:color="auto" w:fill="B7B7B7"/>
-        </w:rPr>
-        <w:t xml:space="preserve">: </w:t>
-      </w:r>
-      <w:proofErr w:type="spellStart"/>
-      <w:r>
-        <w:rPr>
+          <w:color w:val="000000"/>
+          <w:sz w:val="18"/>
+          <w:highlight w:val="lightGray"/>
+        </w:rPr>
+        <w:t># Source: AI Source: Provided by: [Data Path</w:t>
+      </w:r>
+      <w:r>
+        <w:rPr>
+          <w:rFonts w:ascii="Arial" w:eastAsia="Arial" w:hAnsi="Arial" w:cs="Arial"/>
+          <w:color w:val="000000"/>
+          <w:sz w:val="18"/>
+          <w:highlight w:val="lightGray"/>
+        </w:rPr>
+        <w:t xml:space="preserve">: Persons Table -&gt; ID Column: 1, Name_En Column: Motasem Essam] -&gt; </w:t>
+      </w:r>
+      <w:r>
+        <w:rPr>
+          <w:rFonts w:ascii="Arial" w:eastAsia="Arial" w:hAnsi="Arial" w:cs="Arial"/>
           <w:b/>
-          <w:shd w:val="clear" w:color="auto" w:fill="B7B7B7"/>
-        </w:rPr>
-        <w:t>Chatgpt</w:t>
-      </w:r>
-      <w:proofErr w:type="spellEnd"/>
-      <w:r>
-        <w:rPr>
+          <w:color w:val="000000"/>
+          <w:sz w:val="18"/>
+          <w:highlight w:val="lightGray"/>
+        </w:rPr>
+        <w:t>From:</w:t>
+      </w:r>
+      <w:r>
+        <w:rPr>
+          <w:rFonts w:ascii="Arial" w:eastAsia="Arial" w:hAnsi="Arial" w:cs="Arial"/>
+          <w:color w:val="000000"/>
+          <w:sz w:val="18"/>
+          <w:highlight w:val="lightGray"/>
+        </w:rPr>
+        <w:t xml:space="preserve"> [Chatgpt (GPT</w:t>
+      </w:r>
+      <w:r>
+        <w:rPr>
+          <w:rFonts w:ascii="Arial" w:eastAsia="Arial" w:hAnsi="Arial" w:cs="Cambria Math"/>
+          <w:color w:val="000000"/>
+          <w:sz w:val="18"/>
+          <w:highlight w:val="lightGray"/>
+        </w:rPr>
+        <w:t>‑</w:t>
+      </w:r>
+      <w:r>
+        <w:rPr>
+          <w:rFonts w:ascii="Arial" w:eastAsia="Arial" w:hAnsi="Arial" w:cs="Arial"/>
+          <w:color w:val="000000"/>
+          <w:sz w:val="18"/>
+          <w:highlight w:val="lightGray"/>
+        </w:rPr>
+        <w:t xml:space="preserve">5 Mini)] </w:t>
+      </w:r>
+      <w:r>
+        <w:rPr>
+          <w:rFonts w:ascii="Arial" w:eastAsia="Arial" w:hAnsi="Arial" w:cs="Arial"/>
           <w:b/>
-          <w:shd w:val="clear" w:color="auto" w:fill="B7B7B7"/>
-        </w:rPr>
-        <w:t xml:space="preserve"> </w:t>
-      </w:r>
-      <w:r>
-        <w:rPr>
+          <w:color w:val="000000"/>
+          <w:sz w:val="18"/>
+          <w:highlight w:val="lightGray"/>
+        </w:rPr>
+        <w:t>on</w:t>
+      </w:r>
+      <w:r>
+        <w:rPr>
+          <w:rFonts w:ascii="Arial" w:eastAsia="Arial" w:hAnsi="Arial"/>
+          <w:sz w:val="18"/>
+          <w:highlight w:val="lightGray"/>
+        </w:rPr>
+        <w:t xml:space="preserve"> [8/14/2025]</w:t>
+      </w:r>
+    </w:p>
+    <w:p>
+      <w:pPr>
+        <w:spacing w:before="240" w:after="240"/>
+        <w:rPr>
+          <w:rFonts w:ascii="Roboto Mono" w:eastAsia="Roboto Mono" w:hAnsi="Roboto Mono" w:cs="Roboto Mono"/>
+        </w:rPr>
+      </w:pPr>
+      <w:r>
+        <w:rPr>
+          <w:rFonts w:ascii="Roboto Mono" w:eastAsia="Roboto Mono" w:hAnsi="Roboto Mono" w:cs="Roboto Mono"/>
           <w:b/>
-          <w:sz w:val="14"/>
-          <w:szCs w:val="14"/>
-          <w:shd w:val="clear" w:color="auto" w:fill="B7B7B7"/>
-        </w:rPr>
-        <w:t>(GPT</w:t>
-      </w:r>
-      <w:r>
-        <w:rPr>
-          <w:rFonts w:ascii="Cambria Math" w:hAnsi="Cambria Math" w:cs="Cambria Math"/>
-          <w:b/>
-          <w:sz w:val="14"/>
-          <w:szCs w:val="14"/>
-          <w:shd w:val="clear" w:color="auto" w:fill="B7B7B7"/>
-        </w:rPr>
-        <w:t>‑</w:t>
-      </w:r>
-      <w:r>
-        <w:rPr>
-          <w:b/>
-          <w:sz w:val="14"/>
-          <w:szCs w:val="14"/>
-          <w:shd w:val="clear" w:color="auto" w:fill="B7B7B7"/>
-        </w:rPr>
-        <w:t>5 Mini) at [8/14/2025]</w:t>
+        </w:rPr>
+        <w:t>Without Shift Left (Traditional)</w:t>
+      </w:r>
+      <w:r>
+        <w:rPr>
+          <w:rFonts w:ascii="Roboto Mono" w:eastAsia="Roboto Mono" w:hAnsi="Roboto Mono" w:cs="Roboto Mono"/>
+        </w:rPr>
+        <w:t>:</w:t>
       </w:r>
     </w:p>
     <w:p>
       <w:pPr>
         <w:spacing w:before="240" w:after="240"/>
-        <w:rPr>
-          <w:rFonts w:ascii="Roboto Mono" w:eastAsia="Roboto Mono" w:hAnsi="Roboto Mono" w:cs="Roboto Mono"/>
-        </w:rPr>
-      </w:pPr>
-      <w:r>
-        <w:rPr>
-          <w:rFonts w:ascii="Roboto Mono" w:eastAsia="Roboto Mono" w:hAnsi="Roboto Mono" w:cs="Roboto Mono"/>
-          <w:b/>
-        </w:rPr>
-        <w:t>Without Shift Left (Traditional)</w:t>
-      </w:r>
-      <w:r>
-        <w:rPr>
-          <w:rFonts w:ascii="Roboto Mono" w:eastAsia="Roboto Mono" w:hAnsi="Roboto Mono" w:cs="Roboto Mono"/>
-        </w:rPr>
-        <w:t>:</w:t>
-      </w:r>
-    </w:p>
-    <w:p>
-      <w:pPr>
-        <w:spacing w:before="240" w:after="240"/>
       </w:pPr>
       <w:r>
         <w:rPr>
           <w:noProof/>
         </w:rPr>
         <w:drawing>
-          <wp:inline distT="114300" distB="114300" distL="114300" distR="114300" wp14:anchorId="7A0EC6A2" wp14:editId="23E72D57">
+          <wp:inline distT="114300" distB="114300" distL="114300" distR="114300" wp14:anchorId="36BD5734" wp14:editId="18C74713">
             <wp:extent cx="5943600" cy="698500"/>
             <wp:effectExtent l="0" t="0" r="0" b="0"/>
             <wp:docPr id="1" name="image1.png"/>
@@ -1489,7 +1596,7 @@
           <w:noProof/>
         </w:rPr>
         <w:drawing>
-          <wp:inline distT="114300" distB="114300" distL="114300" distR="114300" wp14:anchorId="76C31913" wp14:editId="35A5F021">
+          <wp:inline distT="114300" distB="114300" distL="114300" distR="114300" wp14:anchorId="2FFE6DEF" wp14:editId="4ECC2EFC">
             <wp:extent cx="5943600" cy="698500"/>
             <wp:effectExtent l="0" t="0" r="0" b="0"/>
             <wp:docPr id="2" name="image2.png"/>
@@ -1561,7 +1668,7 @@
     </w:p>
     <w:p>
       <w:r>
-        <w:pict w14:anchorId="362BFF56">
+        <w:pict w14:anchorId="5B932179">
           <v:rect id="_x0000_i1030" style="width:0;height:1.5pt" o:hralign="center" o:hrstd="t" o:hr="t" fillcolor="#a0a0a0" stroked="f"/>
         </w:pict>
       </w:r>
@@ -1584,60 +1691,77 @@
       </w:pPr>
       <w:r>
         <w:rPr>
+          <w:rFonts w:ascii="Arial" w:eastAsia="Arial" w:hAnsi="Arial" w:cs="Arial"/>
           <w:b/>
-          <w:shd w:val="clear" w:color="auto" w:fill="B7B7B7"/>
-        </w:rPr>
-        <w:t># Source</w:t>
-      </w:r>
-      <w:r>
-        <w:rPr>
-          <w:shd w:val="clear" w:color="auto" w:fill="B7B7B7"/>
-        </w:rPr>
-        <w:t xml:space="preserve">: </w:t>
-      </w:r>
-      <w:proofErr w:type="spellStart"/>
-      <w:r>
-        <w:rPr>
+          <w:color w:val="000000"/>
+          <w:sz w:val="18"/>
+          <w:highlight w:val="lightGray"/>
+        </w:rPr>
+        <w:t># Source: AI Source: Provided by: [Data Path</w:t>
+      </w:r>
+      <w:r>
+        <w:rPr>
+          <w:rFonts w:ascii="Arial" w:eastAsia="Arial" w:hAnsi="Arial" w:cs="Arial"/>
+          <w:color w:val="000000"/>
+          <w:sz w:val="18"/>
+          <w:highlight w:val="lightGray"/>
+        </w:rPr>
+        <w:t xml:space="preserve">: Persons Table -&gt; ID Column: 1, Name_En Column: Motasem Essam] -&gt; </w:t>
+      </w:r>
+      <w:r>
+        <w:rPr>
+          <w:rFonts w:ascii="Arial" w:eastAsia="Arial" w:hAnsi="Arial" w:cs="Arial"/>
           <w:b/>
-          <w:shd w:val="clear" w:color="auto" w:fill="B7B7B7"/>
-        </w:rPr>
-        <w:t>Chatgpt</w:t>
-      </w:r>
-      <w:proofErr w:type="spellEnd"/>
-      <w:r>
-        <w:rPr>
+          <w:color w:val="000000"/>
+          <w:sz w:val="18"/>
+          <w:highlight w:val="lightGray"/>
+        </w:rPr>
+        <w:t>From:</w:t>
+      </w:r>
+      <w:r>
+        <w:rPr>
+          <w:rFonts w:ascii="Arial" w:eastAsia="Arial" w:hAnsi="Arial" w:cs="Arial"/>
+          <w:color w:val="000000"/>
+          <w:sz w:val="18"/>
+          <w:highlight w:val="lightGray"/>
+        </w:rPr>
+        <w:t xml:space="preserve"> [Chatgpt (GPT</w:t>
+      </w:r>
+      <w:r>
+        <w:rPr>
+          <w:rFonts w:ascii="Arial" w:eastAsia="Arial" w:hAnsi="Arial" w:cs="Cambria Math"/>
+          <w:color w:val="000000"/>
+          <w:sz w:val="18"/>
+          <w:highlight w:val="lightGray"/>
+        </w:rPr>
+        <w:t>‑</w:t>
+      </w:r>
+      <w:r>
+        <w:rPr>
+          <w:rFonts w:ascii="Arial" w:eastAsia="Arial" w:hAnsi="Arial" w:cs="Arial"/>
+          <w:color w:val="000000"/>
+          <w:sz w:val="18"/>
+          <w:highlight w:val="lightGray"/>
+        </w:rPr>
+        <w:t xml:space="preserve">5 Mini)] </w:t>
+      </w:r>
+      <w:r>
+        <w:rPr>
+          <w:rFonts w:ascii="Arial" w:eastAsia="Arial" w:hAnsi="Arial" w:cs="Arial"/>
           <w:b/>
-          <w:shd w:val="clear" w:color="auto" w:fill="B7B7B7"/>
-        </w:rPr>
-        <w:t xml:space="preserve"> </w:t>
-      </w:r>
-      <w:r>
-        <w:rPr>
-          <w:b/>
-          <w:sz w:val="14"/>
-          <w:szCs w:val="14"/>
-          <w:shd w:val="clear" w:color="auto" w:fill="B7B7B7"/>
-        </w:rPr>
-        <w:t>(GPT</w:t>
-      </w:r>
-      <w:r>
-        <w:rPr>
-          <w:rFonts w:ascii="Cambria Math" w:hAnsi="Cambria Math" w:cs="Cambria Math"/>
-          <w:b/>
-          <w:sz w:val="14"/>
-          <w:szCs w:val="14"/>
-          <w:shd w:val="clear" w:color="auto" w:fill="B7B7B7"/>
-        </w:rPr>
-        <w:t>‑</w:t>
-      </w:r>
-      <w:r>
-        <w:rPr>
-          <w:b/>
-          <w:sz w:val="14"/>
-          <w:szCs w:val="14"/>
-          <w:shd w:val="clear" w:color="auto" w:fill="B7B7B7"/>
-        </w:rPr>
-        <w:t>5 Mini) at [8/14/2025]</w:t>
+          <w:color w:val="000000"/>
+          <w:sz w:val="18"/>
+          <w:highlight w:val="lightGray"/>
+        </w:rPr>
+        <w:t>on</w:t>
+      </w:r>
+      <w:r>
+        <w:rPr>
+          <w:rFonts w:ascii="Arial" w:eastAsia="Arial" w:hAnsi="Arial"/>
+          <w:sz w:val="18"/>
+          <w:highlight w:val="lightGray"/>
+        </w:rPr>
+        <w:t xml:space="preserve"> [8/14/2025]</w:t>
       </w:r>
     </w:p>
     <w:p>
@@ -1646,13 +1770,12 @@
           <w:ilvl w:val="0"/>
           <w:numId w:val="2"/>
         </w:numPr>
-        <w:spacing w:before="240"/>
-      </w:pPr>
-      <w:r>
-        <w:rPr>
-          <w:rFonts w:ascii="Roboto Mono" w:eastAsia="Roboto Mono" w:hAnsi="Roboto Mono" w:cs="Roboto Mono"/>
-        </w:rPr>
-        <w:lastRenderedPageBreak/>
+        <w:spacing w:before="240" w:after="0" w:line="276" w:lineRule="auto"/>
+      </w:pPr>
+      <w:r>
+        <w:rPr>
+          <w:rFonts w:ascii="Roboto Mono" w:eastAsia="Roboto Mono" w:hAnsi="Roboto Mono" w:cs="Roboto Mono"/>
+        </w:rPr>
         <w:t xml:space="preserve">Shift-left is implemented with </w:t>
       </w:r>
       <w:r>
@@ -1681,7 +1804,7 @@
           <w:ilvl w:val="0"/>
           <w:numId w:val="2"/>
         </w:numPr>
-        <w:spacing w:after="240"/>
+        <w:spacing w:after="240" w:line="276" w:lineRule="auto"/>
       </w:pPr>
       <w:r>
         <w:rPr>
@@ -1705,17 +1828,18 @@
     </w:p>
     <w:p>
       <w:r>
-        <w:pict w14:anchorId="50EF494D">
+        <w:pict w14:anchorId="367802B0">
           <v:rect id="_x0000_i1031" style="width:0;height:1.5pt" o:hralign="center" o:hrstd="t" o:hr="t" fillcolor="#a0a0a0" stroked="f"/>
         </w:pict>
       </w:r>
     </w:p>
+    <w:p/>
     <w:p/>
     <w:sectPr>
       <w:pgSz w:w="12240" w:h="15840"/>
       <w:pgMar w:top="1440" w:right="1440" w:bottom="1440" w:left="1440" w:header="720" w:footer="720" w:gutter="0"/>
-      <w:pgNumType w:start="1"/>
       <w:cols w:space="720"/>
+      <w:docGrid w:linePitch="360"/>
     </w:sectPr>
   </w:body>
 </w:document>
@@ -2590,18 +2714,6 @@
   <w:style w:type="paragraph" w:default="1" w:styleId="Normal">
     <w:name w:val="Normal"/>
     <w:qFormat/>
-    <w:rsid w:val="004018E6"/>
-    <w:pPr>
-      <w:spacing w:after="0" w:line="276" w:lineRule="auto"/>
-    </w:pPr>
-    <w:rPr>
-      <w:rFonts w:ascii="Arial" w:eastAsia="Arial" w:hAnsi="Arial" w:cs="Arial"/>
-      <w:kern w:val="0"/>
-      <w:sz w:val="22"/>
-      <w:szCs w:val="22"/>
-      <w:lang w:val="en"/>
-      <w14:ligatures w14:val="none"/>
-    </w:rPr>
   </w:style>
   <w:style w:type="paragraph" w:styleId="Heading1">
     <w:name w:val="heading 1"/>
@@ -2610,7 +2722,7 @@
     <w:link w:val="Heading1Char"/>
     <w:uiPriority w:val="9"/>
     <w:qFormat/>
-    <w:rsid w:val="00700251"/>
+    <w:rsid w:val="00A14B2A"/>
     <w:pPr>
       <w:keepNext/>
       <w:keepLines/>
@@ -2632,7 +2744,7 @@
     <w:uiPriority w:val="9"/>
     <w:unhideWhenUsed/>
     <w:qFormat/>
-    <w:rsid w:val="00700251"/>
+    <w:rsid w:val="00A14B2A"/>
     <w:pPr>
       <w:keepNext/>
       <w:keepLines/>
@@ -2655,7 +2767,7 @@
     <w:semiHidden/>
     <w:unhideWhenUsed/>
     <w:qFormat/>
-    <w:rsid w:val="00700251"/>
+    <w:rsid w:val="00A14B2A"/>
     <w:pPr>
       <w:keepNext/>
       <w:keepLines/>
@@ -2678,7 +2790,7 @@
     <w:semiHidden/>
     <w:unhideWhenUsed/>
     <w:qFormat/>
-    <w:rsid w:val="00700251"/>
+    <w:rsid w:val="00A14B2A"/>
     <w:pPr>
       <w:keepNext/>
       <w:keepLines/>
@@ -2701,7 +2813,7 @@
     <w:semiHidden/>
     <w:unhideWhenUsed/>
     <w:qFormat/>
-    <w:rsid w:val="00700251"/>
+    <w:rsid w:val="00A14B2A"/>
     <w:pPr>
       <w:keepNext/>
       <w:keepLines/>
@@ -2722,11 +2834,11 @@
     <w:semiHidden/>
     <w:unhideWhenUsed/>
     <w:qFormat/>
-    <w:rsid w:val="00700251"/>
+    <w:rsid w:val="00A14B2A"/>
     <w:pPr>
       <w:keepNext/>
       <w:keepLines/>
-      <w:spacing w:before="40"/>
+      <w:spacing w:before="40" w:after="0"/>
       <w:outlineLvl w:val="5"/>
     </w:pPr>
     <w:rPr>
@@ -2745,11 +2857,11 @@
     <w:semiHidden/>
     <w:unhideWhenUsed/>
     <w:qFormat/>
-    <w:rsid w:val="00700251"/>
+    <w:rsid w:val="00A14B2A"/>
     <w:pPr>
       <w:keepNext/>
       <w:keepLines/>
-      <w:spacing w:before="40"/>
+      <w:spacing w:before="40" w:after="0"/>
       <w:outlineLvl w:val="6"/>
     </w:pPr>
     <w:rPr>
@@ -2766,10 +2878,11 @@
     <w:semiHidden/>
     <w:unhideWhenUsed/>
     <w:qFormat/>
-    <w:rsid w:val="00700251"/>
+    <w:rsid w:val="00A14B2A"/>
     <w:pPr>
       <w:keepNext/>
       <w:keepLines/>
+      <w:spacing w:after="0"/>
       <w:outlineLvl w:val="7"/>
     </w:pPr>
     <w:rPr>
@@ -2788,10 +2901,11 @@
     <w:semiHidden/>
     <w:unhideWhenUsed/>
     <w:qFormat/>
-    <w:rsid w:val="00700251"/>
+    <w:rsid w:val="00A14B2A"/>
     <w:pPr>
       <w:keepNext/>
       <w:keepLines/>
+      <w:spacing w:after="0"/>
       <w:outlineLvl w:val="8"/>
     </w:pPr>
     <w:rPr>
@@ -2831,7 +2945,7 @@
     <w:basedOn w:val="DefaultParagraphFont"/>
     <w:link w:val="Heading1"/>
     <w:uiPriority w:val="9"/>
-    <w:rsid w:val="00700251"/>
+    <w:rsid w:val="00A14B2A"/>
     <w:rPr>
       <w:rFonts w:asciiTheme="majorHAnsi" w:eastAsiaTheme="majorEastAsia" w:hAnsiTheme="majorHAnsi" w:cstheme="majorBidi"/>
       <w:color w:val="2F5496" w:themeColor="accent1" w:themeShade="BF"/>
@@ -2844,7 +2958,7 @@
     <w:basedOn w:val="DefaultParagraphFont"/>
     <w:link w:val="Heading2"/>
     <w:uiPriority w:val="9"/>
-    <w:rsid w:val="00700251"/>
+    <w:rsid w:val="00A14B2A"/>
     <w:rPr>
       <w:rFonts w:asciiTheme="majorHAnsi" w:eastAsiaTheme="majorEastAsia" w:hAnsiTheme="majorHAnsi" w:cstheme="majorBidi"/>
       <w:color w:val="2F5496" w:themeColor="accent1" w:themeShade="BF"/>
@@ -2858,7 +2972,7 @@
     <w:link w:val="Heading3"/>
     <w:uiPriority w:val="9"/>
     <w:semiHidden/>
-    <w:rsid w:val="00700251"/>
+    <w:rsid w:val="00A14B2A"/>
     <w:rPr>
       <w:rFonts w:eastAsiaTheme="majorEastAsia" w:cstheme="majorBidi"/>
       <w:color w:val="2F5496" w:themeColor="accent1" w:themeShade="BF"/>
@@ -2872,7 +2986,7 @@
     <w:link w:val="Heading4"/>
     <w:uiPriority w:val="9"/>
     <w:semiHidden/>
-    <w:rsid w:val="00700251"/>
+    <w:rsid w:val="00A14B2A"/>
     <w:rPr>
       <w:rFonts w:eastAsiaTheme="majorEastAsia" w:cstheme="majorBidi"/>
       <w:i/>
@@ -2886,7 +3000,7 @@
     <w:link w:val="Heading5"/>
     <w:uiPriority w:val="9"/>
     <w:semiHidden/>
-    <w:rsid w:val="00700251"/>
+    <w:rsid w:val="00A14B2A"/>
     <w:rPr>
       <w:rFonts w:eastAsiaTheme="majorEastAsia" w:cstheme="majorBidi"/>
       <w:color w:val="2F5496" w:themeColor="accent1" w:themeShade="BF"/>
@@ -2898,7 +3012,7 @@
     <w:link w:val="Heading6"/>
     <w:uiPriority w:val="9"/>
     <w:semiHidden/>
-    <w:rsid w:val="00700251"/>
+    <w:rsid w:val="00A14B2A"/>
     <w:rPr>
       <w:rFonts w:eastAsiaTheme="majorEastAsia" w:cstheme="majorBidi"/>
       <w:i/>
@@ -2912,7 +3026,7 @@
     <w:link w:val="Heading7"/>
     <w:uiPriority w:val="9"/>
     <w:semiHidden/>
-    <w:rsid w:val="00700251"/>
+    <w:rsid w:val="00A14B2A"/>
     <w:rPr>
       <w:rFonts w:eastAsiaTheme="majorEastAsia" w:cstheme="majorBidi"/>
       <w:color w:val="595959" w:themeColor="text1" w:themeTint="A6"/>
@@ -2924,7 +3038,7 @@
     <w:link w:val="Heading8"/>
     <w:uiPriority w:val="9"/>
     <w:semiHidden/>
-    <w:rsid w:val="00700251"/>
+    <w:rsid w:val="00A14B2A"/>
     <w:rPr>
       <w:rFonts w:eastAsiaTheme="majorEastAsia" w:cstheme="majorBidi"/>
       <w:i/>
@@ -2938,7 +3052,7 @@
     <w:link w:val="Heading9"/>
     <w:uiPriority w:val="9"/>
     <w:semiHidden/>
-    <w:rsid w:val="00700251"/>
+    <w:rsid w:val="00A14B2A"/>
     <w:rPr>
       <w:rFonts w:eastAsiaTheme="majorEastAsia" w:cstheme="majorBidi"/>
       <w:color w:val="272727" w:themeColor="text1" w:themeTint="D8"/>
@@ -2951,7 +3065,7 @@
     <w:link w:val="TitleChar"/>
     <w:uiPriority w:val="10"/>
     <w:qFormat/>
-    <w:rsid w:val="00700251"/>
+    <w:rsid w:val="00A14B2A"/>
     <w:pPr>
       <w:spacing w:after="80" w:line="240" w:lineRule="auto"/>
       <w:contextualSpacing/>
@@ -2969,7 +3083,7 @@
     <w:basedOn w:val="DefaultParagraphFont"/>
     <w:link w:val="Title"/>
     <w:uiPriority w:val="10"/>
-    <w:rsid w:val="00700251"/>
+    <w:rsid w:val="00A14B2A"/>
     <w:rPr>
       <w:rFonts w:asciiTheme="majorHAnsi" w:eastAsiaTheme="majorEastAsia" w:hAnsiTheme="majorHAnsi" w:cstheme="majorBidi"/>
       <w:spacing w:val="-10"/>
@@ -2985,7 +3099,7 @@
     <w:link w:val="SubtitleChar"/>
     <w:uiPriority w:val="11"/>
     <w:qFormat/>
-    <w:rsid w:val="00700251"/>
+    <w:rsid w:val="00A14B2A"/>
     <w:pPr>
       <w:numPr>
         <w:ilvl w:val="1"/>
@@ -3004,7 +3118,7 @@
     <w:basedOn w:val="DefaultParagraphFont"/>
     <w:link w:val="Subtitle"/>
     <w:uiPriority w:val="11"/>
-    <w:rsid w:val="00700251"/>
+    <w:rsid w:val="00A14B2A"/>
     <w:rPr>
       <w:rFonts w:eastAsiaTheme="majorEastAsia" w:cstheme="majorBidi"/>
       <w:color w:val="595959" w:themeColor="text1" w:themeTint="A6"/>
@@ -3020,7 +3134,7 @@
     <w:link w:val="QuoteChar"/>
     <w:uiPriority w:val="29"/>
     <w:qFormat/>
-    <w:rsid w:val="00700251"/>
+    <w:rsid w:val="00A14B2A"/>
     <w:pPr>
       <w:spacing w:before="160"/>
       <w:jc w:val="center"/>
@@ -3036,7 +3150,7 @@
     <w:basedOn w:val="DefaultParagraphFont"/>
     <w:link w:val="Quote"/>
     <w:uiPriority w:val="29"/>
-    <w:rsid w:val="00700251"/>
+    <w:rsid w:val="00A14B2A"/>
     <w:rPr>
       <w:i/>
       <w:iCs/>
@@ -3048,7 +3162,7 @@
     <w:basedOn w:val="Normal"/>
     <w:uiPriority w:val="34"/>
     <w:qFormat/>
-    <w:rsid w:val="00700251"/>
+    <w:rsid w:val="00A14B2A"/>
     <w:pPr>
       <w:ind w:left="720"/>
       <w:contextualSpacing/>
@@ -3059,7 +3173,7 @@
     <w:basedOn w:val="DefaultParagraphFont"/>
     <w:uiPriority w:val="21"/>
     <w:qFormat/>
-    <w:rsid w:val="00700251"/>
+    <w:rsid w:val="00A14B2A"/>
     <w:rPr>
       <w:i/>
       <w:iCs/>
@@ -3073,7 +3187,7 @@
     <w:link w:val="IntenseQuoteChar"/>
     <w:uiPriority w:val="30"/>
     <w:qFormat/>
-    <w:rsid w:val="00700251"/>
+    <w:rsid w:val="00A14B2A"/>
     <w:pPr>
       <w:pBdr>
         <w:top w:val="single" w:sz="4" w:space="10" w:color="2F5496" w:themeColor="accent1" w:themeShade="BF"/>
@@ -3094,7 +3208,7 @@
     <w:basedOn w:val="DefaultParagraphFont"/>
     <w:link w:val="IntenseQuote"/>
     <w:uiPriority w:val="30"/>
-    <w:rsid w:val="00700251"/>
+    <w:rsid w:val="00A14B2A"/>
     <w:rPr>
       <w:i/>
       <w:iCs/>
@@ -3106,7 +3220,7 @@
     <w:basedOn w:val="DefaultParagraphFont"/>
     <w:uiPriority w:val="32"/>
     <w:qFormat/>
-    <w:rsid w:val="00700251"/>
+    <w:rsid w:val="00A14B2A"/>
     <w:rPr>
       <w:b/>
       <w:bCs/>
